--- a/www/methodology.docx
+++ b/www/methodology.docx
@@ -11675,7 +11675,13 @@
         <w:pStyle w:val="BodyText"/>
       </w:pPr>
       <w:r>
-        <w:t xml:space="preserve">The benchmark comparison (Pass / Warn / Fail thresholds) is anchored on the</w:t>
+        <w:t xml:space="preserve">The Pass / Warn / Fail thresholds for benchmark deviation apply</w:t>
+      </w:r>
+      <w:r>
+        <w:t xml:space="preserve"> </w:t>
+      </w:r>
+      <w:r>
+        <w:t xml:space="preserve">, the single parameter for which the tool holds a defensible continental IPCC default lookup: Vol.4 Ch.10 Annex Table 10A.1 (dairy cows), Annex Table 10A.2 (other cattle), or Annex Table 10A.3 (buffalo). Earlier versions of the tool also flagged deviations on Milk, MW, DE, Ym, and Bo against heuristic mid-points derived from the same Annex 10A illustrative tables; these were removed (Andreas Wilkes review, May 2026) because those mid-points were not directly citable to a published IPCC default and a reviewer auditing the QA tab could not locate them in the guidelines. The</w:t>
       </w:r>
       <w:r>
         <w:t xml:space="preserve"> </w:t>
@@ -11690,7 +11696,10 @@
         <w:t xml:space="preserve"> </w:t>
       </w:r>
       <w:r>
-        <w:t xml:space="preserve">, which is sourced from Vol.4 Ch.10 (Tables 10.4, 10.5, 10.7, 10.11, 10.12, 10.16(a), 10.17, 10.21, 10.22, 10.23) and Vol.4 Ch.11 (Tables 11.1, 11.3). Auto-filled parameters are listed in a banner on Tab~1 immediately after data upload; they should be replaced with country-specific values wherever possible, because both the central estimate and the propagated uncertainty depend on them.</w:t>
+        <w:t xml:space="preserve"> </w:t>
+      </w:r>
+      <w:r>
+        <w:t xml:space="preserve">is still used to auto-fill missing values and is sourced from Vol.4 Ch.10 (Tables 10.4, 10.5, 10.7, 10.11, 10.12, 10.16(a), 10.17, 10.21, 10.22, 10.23) and Vol.4 Ch.11 (Tables 11.1, 11.3) — it is just no longer used as a deviation benchmark for parameters other than BW. Reinstating per-parameter benchmarks properly would require a multi-dimensional table indexed by continent, IPCC version (2006 vs 2019R), production system, and animal sub-category; that is deferred to a future release. Auto-filled parameters are listed in a banner on Tab~1 immediately after data upload; they should be replaced with country-specific values wherever possible, because both the central estimate and the propagated uncertainty depend on them.</w:t>
       </w:r>
     </w:p>
     <w:p>
@@ -14661,13 +14670,13 @@
 </file>
 
 <file path=customXml/itemProps1.xml><?xml version="1.0" encoding="utf-8"?>
-<ds:datastoreItem xmlns:ds="http://schemas.openxmlformats.org/officeDocument/2006/customXml" ds:itemID="{CAAD13CD-B5E6-42C1-8B61-43EE20D72FFC}"/>
+<ds:datastoreItem xmlns:ds="http://schemas.openxmlformats.org/officeDocument/2006/customXml" ds:itemID="{20AAA539-4AB5-45D3-8476-8D175F52E65C}"/>
 </file>
 
 <file path=customXml/itemProps2.xml><?xml version="1.0" encoding="utf-8"?>
-<ds:datastoreItem xmlns:ds="http://schemas.openxmlformats.org/officeDocument/2006/customXml" ds:itemID="{E75E9842-E888-440B-A408-CBD513FD93C7}"/>
+<ds:datastoreItem xmlns:ds="http://schemas.openxmlformats.org/officeDocument/2006/customXml" ds:itemID="{F65316CB-9D0C-4E91-88D5-BE07227A2DCB}"/>
 </file>
 
 <file path=customXml/itemProps3.xml><?xml version="1.0" encoding="utf-8"?>
-<ds:datastoreItem xmlns:ds="http://schemas.openxmlformats.org/officeDocument/2006/customXml" ds:itemID="{2E192D0B-FEAF-4C4D-8AE3-31C07D1F36E7}"/>
+<ds:datastoreItem xmlns:ds="http://schemas.openxmlformats.org/officeDocument/2006/customXml" ds:itemID="{E8739001-0F85-46E6-B9A0-030C4098F579}"/>
 </file>
--- a/www/methodology.docx
+++ b/www/methodology.docx
@@ -14670,13 +14670,13 @@
 </file>
 
 <file path=customXml/itemProps1.xml><?xml version="1.0" encoding="utf-8"?>
-<ds:datastoreItem xmlns:ds="http://schemas.openxmlformats.org/officeDocument/2006/customXml" ds:itemID="{20AAA539-4AB5-45D3-8476-8D175F52E65C}"/>
+<ds:datastoreItem xmlns:ds="http://schemas.openxmlformats.org/officeDocument/2006/customXml" ds:itemID="{9A8F7ED3-97A8-453B-9616-3A8A850D9B16}"/>
 </file>
 
 <file path=customXml/itemProps2.xml><?xml version="1.0" encoding="utf-8"?>
-<ds:datastoreItem xmlns:ds="http://schemas.openxmlformats.org/officeDocument/2006/customXml" ds:itemID="{F65316CB-9D0C-4E91-88D5-BE07227A2DCB}"/>
+<ds:datastoreItem xmlns:ds="http://schemas.openxmlformats.org/officeDocument/2006/customXml" ds:itemID="{AE8A6A50-7F3D-4F44-8FF8-BD58B0719272}"/>
 </file>
 
 <file path=customXml/itemProps3.xml><?xml version="1.0" encoding="utf-8"?>
-<ds:datastoreItem xmlns:ds="http://schemas.openxmlformats.org/officeDocument/2006/customXml" ds:itemID="{E8739001-0F85-46E6-B9A0-030C4098F579}"/>
+<ds:datastoreItem xmlns:ds="http://schemas.openxmlformats.org/officeDocument/2006/customXml" ds:itemID="{7E7526D2-94AB-4C6B-9F89-DC04226BA784}"/>
 </file>
--- a/www/methodology.docx
+++ b/www/methodology.docx
@@ -14670,13 +14670,13 @@
 </file>
 
 <file path=customXml/itemProps1.xml><?xml version="1.0" encoding="utf-8"?>
-<ds:datastoreItem xmlns:ds="http://schemas.openxmlformats.org/officeDocument/2006/customXml" ds:itemID="{9A8F7ED3-97A8-453B-9616-3A8A850D9B16}"/>
+<ds:datastoreItem xmlns:ds="http://schemas.openxmlformats.org/officeDocument/2006/customXml" ds:itemID="{3B12FA9C-503A-4052-A165-78346A36CCA3}"/>
 </file>
 
 <file path=customXml/itemProps2.xml><?xml version="1.0" encoding="utf-8"?>
-<ds:datastoreItem xmlns:ds="http://schemas.openxmlformats.org/officeDocument/2006/customXml" ds:itemID="{AE8A6A50-7F3D-4F44-8FF8-BD58B0719272}"/>
+<ds:datastoreItem xmlns:ds="http://schemas.openxmlformats.org/officeDocument/2006/customXml" ds:itemID="{C506507E-0ED2-4843-AD0E-8BB04D90941F}"/>
 </file>
 
 <file path=customXml/itemProps3.xml><?xml version="1.0" encoding="utf-8"?>
-<ds:datastoreItem xmlns:ds="http://schemas.openxmlformats.org/officeDocument/2006/customXml" ds:itemID="{7E7526D2-94AB-4C6B-9F89-DC04226BA784}"/>
+<ds:datastoreItem xmlns:ds="http://schemas.openxmlformats.org/officeDocument/2006/customXml" ds:itemID="{15BA3EF8-1028-49CA-8A81-E5F1A216AB30}"/>
 </file>
--- a/www/methodology.docx
+++ b/www/methodology.docx
@@ -14670,13 +14670,13 @@
 </file>
 
 <file path=customXml/itemProps1.xml><?xml version="1.0" encoding="utf-8"?>
-<ds:datastoreItem xmlns:ds="http://schemas.openxmlformats.org/officeDocument/2006/customXml" ds:itemID="{3B12FA9C-503A-4052-A165-78346A36CCA3}"/>
+<ds:datastoreItem xmlns:ds="http://schemas.openxmlformats.org/officeDocument/2006/customXml" ds:itemID="{8B05CC68-A5EC-411F-A34B-51A395307865}"/>
 </file>
 
 <file path=customXml/itemProps2.xml><?xml version="1.0" encoding="utf-8"?>
-<ds:datastoreItem xmlns:ds="http://schemas.openxmlformats.org/officeDocument/2006/customXml" ds:itemID="{C506507E-0ED2-4843-AD0E-8BB04D90941F}"/>
+<ds:datastoreItem xmlns:ds="http://schemas.openxmlformats.org/officeDocument/2006/customXml" ds:itemID="{ACA45B57-FB4D-42C8-AB77-88A2CC05A288}"/>
 </file>
 
 <file path=customXml/itemProps3.xml><?xml version="1.0" encoding="utf-8"?>
-<ds:datastoreItem xmlns:ds="http://schemas.openxmlformats.org/officeDocument/2006/customXml" ds:itemID="{15BA3EF8-1028-49CA-8A81-E5F1A216AB30}"/>
+<ds:datastoreItem xmlns:ds="http://schemas.openxmlformats.org/officeDocument/2006/customXml" ds:itemID="{33804E1C-A5C8-46D4-AA8D-18198ED74902}"/>
 </file>